--- a/docs/Thesis/Chapter6_Stage1_Results_Feasibility_DRAFT.docx
+++ b/docs/Thesis/Chapter6_Stage1_Results_Feasibility_DRAFT.docx
@@ -7,17 +7,17 @@
         <w:pStyle w:val="Title"/>
       </w:pPr>
       <w:r>
-        <w:t>Chapter 6 Draft ? Stage 1 Results + Feasibility Decision</w:t>
+        <w:t>Chapter 6 Draft — Stage 1 Results + Feasibility Decision</w:t>
       </w:r>
     </w:p>
     <w:p>
       <w:r>
-        <w:t>Draft generated: 2026-03-05 12:38</w:t>
+        <w:t>Draft generated: 2026-03-05 12:52</w:t>
       </w:r>
     </w:p>
     <w:p>
       <w:r>
-        <w:t>Status: skeleton for you to fill with tables/figures from the pipeline outputs.</w:t>
+        <w:t>Status: working draft scaffold. Replace placeholders with prose, tables, and figures.</w:t>
       </w:r>
     </w:p>
     <w:p>
@@ -27,7 +27,7 @@
     </w:p>
     <w:p>
       <w:r>
-        <w:t>Scope limit: Do NOT claim interphase gradients or thickness; no mechanistic overreach.</w:t>
+        <w:t>Scope limit: do NOT claim interphase gradients or thickness; no mechanistic overreach.</w:t>
       </w:r>
     </w:p>
     <w:p>
@@ -35,7 +35,7 @@
         <w:pStyle w:val="Heading1"/>
       </w:pPr>
       <w:r>
-        <w:t>6.1 Processing Validation ? Baseline PEGDA (No SiNP)</w:t>
+        <w:t>6.1 Processing Validation — Baseline PEGDA (No SiNP)</w:t>
       </w:r>
     </w:p>
     <w:p>
@@ -43,7 +43,7 @@
         <w:rPr>
           <w:b/>
         </w:rPr>
-        <w:t>[PLACEHOLDER] Summarize modulus/topography baseline consistency and false-positive particle detection rate (if topo baseline run exists).</w:t>
+        <w:t>[PLACEHOLDER] Summarize baseline consistency and (if available) topo false-positive particle detection rate.</w:t>
       </w:r>
     </w:p>
     <w:p>
@@ -51,7 +51,7 @@
         <w:rPr>
           <w:b/>
         </w:rPr>
-        <w:t>[PLACEHOLDER] Figure 6.1 ? Baseline consistency plots (method comparisons as needed).</w:t>
+        <w:t>[PLACEHOLDER] Figure 6.1 — Baseline consistency plots (method comparisons as needed).</w:t>
       </w:r>
     </w:p>
     <w:p>
@@ -59,7 +59,7 @@
         <w:pStyle w:val="Heading1"/>
       </w:pPr>
       <w:r>
-        <w:t>6.2 Stage 1 ? Particle Presence in PEGDA?SiNP</w:t>
+        <w:t>6.2 Stage 1 — Particle Presence in PEGDA–SiNP</w:t>
       </w:r>
     </w:p>
     <w:p>
@@ -75,7 +75,7 @@
         <w:rPr>
           <w:b/>
         </w:rPr>
-        <w:t>Table 6.1 ? Scan Inventory</w:t>
+        <w:t>Table 6.1 — Scan Inventory</w:t>
       </w:r>
     </w:p>
     <w:tbl>
@@ -140,7 +140,7 @@
           </w:tcPr>
           <w:p>
             <w:r>
-              <w:t>Scan size (?m ? ?m)</w:t>
+              <w:t>Scan size (um x um)</w:t>
             </w:r>
           </w:p>
         </w:tc>
@@ -263,7 +263,7 @@
         <w:rPr>
           <w:b/>
         </w:rPr>
-        <w:t>[PLACEHOLDER] Table: per-scan particle counts (refer to Table 5.2 or reproduce condensed version).</w:t>
+        <w:t>[PLACEHOLDER] Condensed per-scan count table or a pointer to appendix.</w:t>
       </w:r>
     </w:p>
     <w:p>
@@ -271,7 +271,7 @@
         <w:rPr>
           <w:b/>
         </w:rPr>
-        <w:t>[PLACEHOLDER] Figure 6.2 ? Count histograms by wt% and job.</w:t>
+        <w:t>[PLACEHOLDER] Figure 6.2 — Count histograms by wt% and job.</w:t>
       </w:r>
     </w:p>
     <w:p>
@@ -279,7 +279,7 @@
         <w:rPr>
           <w:b/>
         </w:rPr>
-        <w:t>[PLACEHOLDER] Figure 6.3 ? Grid heatmaps (raw vs filtered counts).</w:t>
+        <w:t>[PLACEHOLDER] Figure 6.3 — Grid heatmaps (raw vs filtered counts).</w:t>
       </w:r>
     </w:p>
     <w:p>
@@ -295,7 +295,7 @@
         <w:rPr>
           <w:b/>
         </w:rPr>
-        <w:t>[PLACEHOLDER] Figure 6.4 ? Diameter histograms by wt% and job.</w:t>
+        <w:t>[PLACEHOLDER] Figure 6.4 — Diameter histograms by wt% and job.</w:t>
       </w:r>
     </w:p>
     <w:p>
@@ -319,7 +319,7 @@
         <w:rPr>
           <w:b/>
         </w:rPr>
-        <w:t>[PLACEHOLDER] Isolation frequency and percent scans with ?1 isolated particle (by wt% and job).</w:t>
+        <w:t>[PLACEHOLDER] Isolation frequency and percent scans with &gt;= 1 isolated particle (by wt% and job).</w:t>
       </w:r>
     </w:p>
     <w:p>
@@ -343,7 +343,23 @@
         <w:pStyle w:val="Heading1"/>
       </w:pPr>
       <w:r>
-        <w:t>6.4 Processing Route Sensitivity</w:t>
+        <w:t>6.4 Grain Metrics (Placeholder; may be filled after grain rerun)</w:t>
+      </w:r>
+    </w:p>
+    <w:p>
+      <w:r>
+        <w:rPr>
+          <w:b/>
+        </w:rPr>
+        <w:t>[PLACEHOLDER] Grain field summaries by wt% and job (means + std, plus histograms if needed).</w:t>
+      </w:r>
+    </w:p>
+    <w:p>
+      <w:pPr>
+        <w:pStyle w:val="Heading1"/>
+      </w:pPr>
+      <w:r>
+        <w:t>6.5 Processing Route Sensitivity</w:t>
       </w:r>
     </w:p>
     <w:p>
@@ -359,7 +375,7 @@
         <w:pStyle w:val="Heading1"/>
       </w:pPr>
       <w:r>
-        <w:t>6.5 Stage 2 Trigger / Crossover Decision</w:t>
+        <w:t>6.6 Stage 2 Trigger / Crossover Decision</w:t>
       </w:r>
     </w:p>
     <w:p>
@@ -367,7 +383,7 @@
         <w:rPr>
           <w:b/>
         </w:rPr>
-        <w:t>[PLACEHOLDER] Crossover plot(s) and the explicit definition used (availability crossover, risk crossover, or cost crossover).</w:t>
+        <w:t>[PLACEHOLDER] Crossover plot(s) and the explicit definition used (availability vs risk vs cost crossover).</w:t>
       </w:r>
     </w:p>
     <w:p>
@@ -375,7 +391,7 @@
         <w:rPr>
           <w:b/>
         </w:rPr>
-        <w:t>[PLACEHOLDER] If Stage 2 p is not measured: present sensitivity analysis over p ? [0.1, 1.0].</w:t>
+        <w:t>[PLACEHOLDER] If Stage 2 p is not measured: present sensitivity analysis over p in [0.1, 1.0].</w:t>
       </w:r>
     </w:p>
     <w:p>
@@ -383,7 +399,7 @@
         <w:pStyle w:val="Heading1"/>
       </w:pPr>
       <w:r>
-        <w:t>6.6 Stage 1 Decision</w:t>
+        <w:t>6.7 Stage 1 Decision</w:t>
       </w:r>
     </w:p>
     <w:p>
@@ -399,7 +415,7 @@
         <w:pStyle w:val="Heading1"/>
       </w:pPr>
       <w:r>
-        <w:t>6.7 Discussion (Controlled)</w:t>
+        <w:t>6.8 Discussion (Controlled)</w:t>
       </w:r>
     </w:p>
     <w:p>

--- a/docs/Thesis/Chapter6_Stage1_Results_Feasibility_DRAFT.docx
+++ b/docs/Thesis/Chapter6_Stage1_Results_Feasibility_DRAFT.docx
@@ -12,7 +12,7 @@
     </w:p>
     <w:p>
       <w:r>
-        <w:t>Draft generated: 2026-03-05 15:55</w:t>
+        <w:t>Draft generated: 2026-03-05 17:28</w:t>
       </w:r>
     </w:p>
     <w:p>
@@ -748,7 +748,7 @@
     </w:p>
     <w:p>
       <w:r>
-        <w:t>To test whether the retained candidate population remained physically plausible, particle diameter was filtered to the configured 350-550 nm window and then summarized across the current Stage 1 dataset. Under the current outputs, the retained mean diameter was 432.91 +/- 56.66 nm for the 10 wt% system and 439.07 +/- 58.20 nm for the 25 wt% system.</w:t>
+        <w:t>To test whether the retained candidate population remained physically plausible, particle diameter was filtered to the configured 350-550 nm window and then summarized across the current Stage 1 dataset. Under the current outputs, the retained mean diameter was 432.91 +/- 56.66 nm for the 10 wt% system and 442.23 +/- 57.60 nm for the 25 wt% system.</w:t>
       </w:r>
     </w:p>
     <w:p>
@@ -891,7 +891,7 @@
           </w:tcPr>
           <w:p>
             <w:r>
-              <w:t>439.07</w:t>
+              <w:t>442.23</w:t>
             </w:r>
           </w:p>
         </w:tc>
@@ -901,7 +901,7 @@
           </w:tcPr>
           <w:p>
             <w:r>
-              <w:t>58.20</w:t>
+              <w:t>57.60</w:t>
             </w:r>
           </w:p>
         </w:tc>
@@ -1988,7 +1988,7 @@
     </w:p>
     <w:p>
       <w:r>
-        <w:t>The percentage of scans containing at least one isolated particle likewise dropped from 95.6% to 50.5% in the 10 wt% set and from 95.5% to 49.8% in the 25 wt% set. Even so, the current inventories still exceed the corresponding flatten-route scan requirements of 44 scans for 10 wt% and 51 scans for 25 wt%.</w:t>
+        <w:t>The percentage of scans containing at least one isolated particle likewise dropped from 95.6% to 50.5% in the 10 wt% set and from 95.5% to 49.8% in the 25 wt% set. Even so, the current inventories still exceed the corresponding flatten-route scan requirements of 44 scans for 10 wt% and 50 scans for 25 wt%.</w:t>
       </w:r>
     </w:p>
     <w:p>
@@ -2198,7 +2198,7 @@
           </w:tcPr>
           <w:p>
             <w:r>
-              <w:t>51</w:t>
+              <w:t>50</w:t>
             </w:r>
           </w:p>
         </w:tc>
